--- a/MarketMoo_3_App_Flow_Document.docx
+++ b/MarketMoo_3_App_Flow_Document.docx
@@ -2774,6 +2774,22 @@
         <w:rPr>
           <w:rFonts w:ascii="Calibri" w:cs="Calibri" w:eastAsia="Calibri" w:hAnsi="Calibri"/>
         </w:rPr>
+        <w:t xml:space="preserve">A Home icon in the top bar of every screen (and the Home tab) returns to the landing page and clears the screens opened above it.</w:t>
+      </w:r>
+    </w:p>
+    <w:p>
+      <w:pPr>
+        <w:pStyle w:val="ListParagraph"/>
+        <w:numPr>
+          <w:ilvl w:val="0"/>
+          <w:numId w:val="2"/>
+        </w:numPr>
+        <w:spacing w:after="60" w:line="264"/>
+      </w:pPr>
+      <w:r>
+        <w:rPr>
+          <w:rFonts w:ascii="Calibri" w:cs="Calibri" w:eastAsia="Calibri" w:hAnsi="Calibri"/>
+        </w:rPr>
         <w:t xml:space="preserve">Disease warnings and restricted-zone flags always include a path to a vet or DVS contact.</w:t>
       </w:r>
     </w:p>
@@ -7128,7 +7144,7 @@
                 <w:sz w:val="19"/>
                 <w:szCs w:val="19"/>
               </w:rPr>
-              <w:t xml:space="preserve">Sets the farm pin</w:t>
+              <w:t xml:space="preserve">Marks the farm boundary</w:t>
             </w:r>
           </w:p>
         </w:tc>
@@ -7159,7 +7175,7 @@
                 <w:sz w:val="19"/>
                 <w:szCs w:val="19"/>
               </w:rPr>
-              <w:t xml:space="preserve">GPS or tap on the map; saved to the profile</w:t>
+              <w:t xml:space="preserve">Draws it by tapping corners or adding GPS positions (live hectares), or uploads a zipped shapefile (converted on the phone, previewed in orange, confirmed). A quick pin is the fallback. The boundary centre becomes the pin and is saved to the profile; the outline stays private</w:t>
             </w:r>
           </w:p>
         </w:tc>
